--- a/pr-preview/pr-438/sufficiency-handout.docx
+++ b/pr-preview/pr-438/sufficiency-handout.docx
@@ -15,7 +15,7 @@
         <w:pStyle w:val="Date"/>
       </w:pPr>
       <w:r>
-        <w:t xml:space="preserve">Last modified: 2026-10-22 15:07:28 (PDT)</w:t>
+        <w:t xml:space="preserve">Last modified: 2026-10-26 12:25:07 (PDT)</w:t>
       </w:r>
     </w:p>
     <w:p>
@@ -2150,7 +2150,7 @@
       <w:bookmarkStart w:id="23" w:name="eq-rao-blackwellized"/>
       <w:r>
         <w:t xml:space="preserve">$$
-    \hat{\theta}_{\mathrm{RB}} \stackrel{\text{def}}{=}{{\operatorname{E}\mathopen{}\left[\hat{\theta} \mid{T\mathopen{}\left(\mathord{\smash[b]{\underset{\raise.3ex\hbox{$\scriptstyle\sim$}}{X}}\vphantom{X}}\right)\mathclose{}}\right]\mathclose{}}}
+    \hat{\theta}_{\mathrm{RB}} \stackrel{\text{def}}{=}{{\mathbb{E}\mathopen{}\left[\hat{\theta} \mid{T\mathopen{}\left(\mathord{\smash[b]{\underset{\raise.3ex\hbox{$\scriptstyle\sim$}}{X}}\vphantom{X}}\right)\mathclose{}}\right]\mathclose{}}}
      \qquad(3)$$</w:t>
       </w:r>
       <w:bookmarkEnd w:id="23"/>
@@ -2262,7 +2262,7 @@
         <w:t xml:space="preserve"> </w:t>
       </w:r>
       <w:r>
-        <w:t xml:space="preserve">${{\operatorname{E}\mathopen{}\left[\hat{\theta} \mid{T\mathopen{}\left(\mathord{\smash[b]{\underset{\raise.3ex\hbox{$\scriptstyle\sim$}}{X}}\vphantom{X}}\right)\mathclose{}}\right]\mathclose{}}}$</w:t>
+        <w:t xml:space="preserve">${{\mathbb{E}\mathopen{}\left[\hat{\theta} \mid{T\mathopen{}\left(\mathord{\smash[b]{\underset{\raise.3ex\hbox{$\scriptstyle\sim$}}{X}}\vphantom{X}}\right)\mathclose{}}\right]\mathclose{}}}$</w:t>
       </w:r>
       <w:r>
         <w:t xml:space="preserve"> </w:t>
@@ -2422,7 +2422,7 @@
       <w:r>
         <w:t xml:space="preserve">$$
     \begin{aligned}
-    {{\operatorname{E}\mathopen{}\left[\hat{\theta} \mid{T\mathopen{}\left(\mathord{\smash[b]{\underset{\raise.3ex\hbox{$\scriptstyle\sim$}}{X}}\vphantom{X}}\right)\mathclose{}} = t\right]\mathclose{}}}
+    {{\mathbb{E}\mathopen{}\left[\hat{\theta} \mid{T\mathopen{}\left(\mathord{\smash[b]{\underset{\raise.3ex\hbox{$\scriptstyle\sim$}}{X}}\vphantom{X}}\right)\mathclose{}} = t\right]\mathclose{}}}
     &amp;= \sum_{\mathord{\smash[b]{\underset{\raise.3ex\hbox{$\scriptstyle\sim$}}{x}}\vphantom{x}}} \hat{\theta}\mathopen{}\left(\mathord{\smash[b]{\underset{\raise.3ex\hbox{$\scriptstyle\sim$}}{x}}\vphantom{x}}\right)\mathclose{} \, \Pr_{\theta}\mathopen{}\left(\mathord{\smash[b]{\underset{\raise.3ex\hbox{$\scriptstyle\sim$}}{X}}\vphantom{X}}= \mathord{\smash[b]{\underset{\raise.3ex\hbox{$\scriptstyle\sim$}}{x}}\vphantom{x}}\mid{T\mathopen{}\left(\mathord{\smash[b]{\underset{\raise.3ex\hbox{$\scriptstyle\sim$}}{X}}\vphantom{X}}\right)\mathclose{}} = t\right)\mathclose{}
     &amp;&amp; \text{(conditional expectation)}
     \end{aligned}
@@ -2628,7 +2628,7 @@
         <w:t xml:space="preserve"> </w:t>
       </w:r>
       <w:r>
-        <w:t xml:space="preserve">${{\operatorname{E}\mathopen{}\left[\hat{\theta} \mid{T\mathopen{}\left(\mathord{\smash[b]{\underset{\raise.3ex\hbox{$\scriptstyle\sim$}}{X}}\vphantom{X}}\right)\mathclose{}}\right]\mathclose{}}}$</w:t>
+        <w:t xml:space="preserve">${{\mathbb{E}\mathopen{}\left[\hat{\theta} \mid{T\mathopen{}\left(\mathord{\smash[b]{\underset{\raise.3ex\hbox{$\scriptstyle\sim$}}{X}}\vphantom{X}}\right)\mathclose{}}\right]\mathclose{}}}$</w:t>
       </w:r>
       <w:r>
         <w:t xml:space="preserve"> </w:t>
@@ -2688,8 +2688,8 @@
       <w:r>
         <w:t xml:space="preserve">$$
     \begin{aligned}
-    {\operatorname{E}\mathopen{}\left[{{\operatorname{E}\mathopen{}\left[\hat{\theta} \mid{T\mathopen{}\left(\mathord{\smash[b]{\underset{\raise.3ex\hbox{$\scriptstyle\sim$}}{X}}\vphantom{X}}\right)\mathclose{}}\right]\mathclose{}}}\right]\mathclose{}}
-    &amp;= {\operatorname{E}\mathopen{}\left[\hat{\theta}\right]\mathclose{}}
+    {\mathbb{E}\mathopen{}\left[{{\mathbb{E}\mathopen{}\left[\hat{\theta} \mid{T\mathopen{}\left(\mathord{\smash[b]{\underset{\raise.3ex\hbox{$\scriptstyle\sim$}}{X}}\vphantom{X}}\right)\mathclose{}}\right]\mathclose{}}}\right]\mathclose{}}
+    &amp;= {\mathbb{E}\mathopen{}\left[\hat{\theta}\right]\mathclose{}}
     &amp;&amp; \text{(law of iterated expectations)}\\
     &amp;= \theta
     &amp;&amp; \text{($\hat{\theta}$ is unbiased)}
@@ -2879,7 +2879,7 @@
       <w:bookmarkStart w:id="31" w:name="eq-rao-blackwell"/>
       <w:r>
         <w:t xml:space="preserve">$$
-    {\operatorname{Var}\mathopen{}\left({{\operatorname{E}\mathopen{}\left[\hat{\theta} \mid{T\mathopen{}\left(\mathord{\smash[b]{\underset{\raise.3ex\hbox{$\scriptstyle\sim$}}{X}}\vphantom{X}}\right)\mathclose{}}\right]\mathclose{}}}\right)\mathclose{}} \le {\operatorname{Var}\mathopen{}\left(\hat{\theta}\right)\mathclose{}}
+    {\operatorname{Var}\mathopen{}\left({{\mathbb{E}\mathopen{}\left[\hat{\theta} \mid{T\mathopen{}\left(\mathord{\smash[b]{\underset{\raise.3ex\hbox{$\scriptstyle\sim$}}{X}}\vphantom{X}}\right)\mathclose{}}\right]\mathclose{}}}\right)\mathclose{}} \le {\operatorname{Var}\mathopen{}\left(\hat{\theta}\right)\mathclose{}}
      \qquad(4)$$</w:t>
       </w:r>
       <w:bookmarkEnd w:id="31"/>
@@ -2962,9 +2962,9 @@
         <w:t xml:space="preserve">$$
     \begin{aligned}
     {\operatorname{Var}\mathopen{}\left(\hat{\theta}\right)\mathclose{}}
-    &amp;= {\operatorname{Var}\mathopen{}\left({{\operatorname{E}\mathopen{}\left[\hat{\theta} \mid{T\mathopen{}\left(\mathord{\smash[b]{\underset{\raise.3ex\hbox{$\scriptstyle\sim$}}{X}}\vphantom{X}}\right)\mathclose{}}\right]\mathclose{}}}\right)\mathclose{}} + {\operatorname{E}\mathopen{}\left[{{\operatorname{Var}\mathopen{}\left(\hat{\theta} \mid{T\mathopen{}\left(\mathord{\smash[b]{\underset{\raise.3ex\hbox{$\scriptstyle\sim$}}{X}}\vphantom{X}}\right)\mathclose{}}\right)\mathclose{}}}\right]\mathclose{}}
+    &amp;= {\operatorname{Var}\mathopen{}\left({{\mathbb{E}\mathopen{}\left[\hat{\theta} \mid{T\mathopen{}\left(\mathord{\smash[b]{\underset{\raise.3ex\hbox{$\scriptstyle\sim$}}{X}}\vphantom{X}}\right)\mathclose{}}\right]\mathclose{}}}\right)\mathclose{}} + {\mathbb{E}\mathopen{}\left[{{\operatorname{Var}\mathopen{}\left(\hat{\theta} \mid{T\mathopen{}\left(\mathord{\smash[b]{\underset{\raise.3ex\hbox{$\scriptstyle\sim$}}{X}}\vphantom{X}}\right)\mathclose{}}\right)\mathclose{}}}\right]\mathclose{}}
     &amp;&amp; \text{(law of total variance)}\\
-    &amp;\ge {\operatorname{Var}\mathopen{}\left({{\operatorname{E}\mathopen{}\left[\hat{\theta} \mid{T\mathopen{}\left(\mathord{\smash[b]{\underset{\raise.3ex\hbox{$\scriptstyle\sim$}}{X}}\vphantom{X}}\right)\mathclose{}}\right]\mathclose{}}}\right)\mathclose{}}
+    &amp;\ge {\operatorname{Var}\mathopen{}\left({{\mathbb{E}\mathopen{}\left[\hat{\theta} \mid{T\mathopen{}\left(\mathord{\smash[b]{\underset{\raise.3ex\hbox{$\scriptstyle\sim$}}{X}}\vphantom{X}}\right)\mathclose{}}\right]\mathclose{}}}\right)\mathclose{}}
     &amp;&amp; \text{(a variance is nonnegative)}
     \end{aligned}
     $$</w:t>
@@ -6087,6 +6087,7 @@
               </m:r>
               <m:r>
                 <m:rPr>
+                  <m:scr m:val="double-struck"/>
                   <m:sty m:val="p"/>
                 </m:rPr>
                 <m:t>E</m:t>
@@ -8445,7 +8446,7 @@
         <w:t xml:space="preserve"> </w:t>
       </w:r>
       <w:r>
-        <w:t xml:space="preserve">${{\operatorname{E}\mathopen{}\left[\hat{\theta} \mid{T\mathopen{}\left(\mathord{\smash[b]{\underset{\raise.3ex\hbox{$\scriptstyle\sim$}}{X}}\vphantom{X}}\right)\mathclose{}}\right]\mathclose{}}}$</w:t>
+        <w:t xml:space="preserve">${{\mathbb{E}\mathopen{}\left[\hat{\theta} \mid{T\mathopen{}\left(\mathord{\smash[b]{\underset{\raise.3ex\hbox{$\scriptstyle\sim$}}{X}}\vphantom{X}}\right)\mathclose{}}\right]\mathclose{}}}$</w:t>
       </w:r>
       <w:r>
         <w:t xml:space="preserve"> </w:t>
